--- a/docs/research/大学データ取得依頼_簡易版.docx
+++ b/docs/research/大学データ取得依頼_簡易版.docx
@@ -57,6 +57,48 @@
           <w:color w:val="000000"/>
         </w:rPr>
         <w:t xml:space="preserve">: 川副靖晃（長崎県五島中央病院麻酔科）</w:t>
+      </w:r>
+    </w:p>
+    <w:p>
+      <w:pPr>
+        <w:spacing w:after="120" w:before="0" w:line="300"/>
+      </w:pPr>
+      <w:r>
+        <w:rPr>
+          <w:rFonts w:ascii="游明朝" w:cs="游明朝" w:eastAsia="游明朝" w:hAnsi="游明朝"/>
+          <w:b/>
+          <w:bCs/>
+          <w:color w:val="000000"/>
+        </w:rPr>
+        <w:t xml:space="preserve">2026-09-08 に宛先別の2部へ分割した。実際に出すのは次の2つである。</w:t>
+      </w:r>
+    </w:p>
+    <w:p>
+      <w:pPr>
+        <w:spacing w:after="120" w:before="0" w:line="300"/>
+      </w:pPr>
+      <w:r>
+        <w:rPr>
+          <w:rFonts w:ascii="游明朝" w:cs="游明朝" w:eastAsia="游明朝" w:hAnsi="游明朝"/>
+          <w:b w:val="false"/>
+          <w:bCs w:val="false"/>
+          <w:color w:val="000000"/>
+        </w:rPr>
+        <w:t xml:space="preserve">`data_request_for_university.md`（大学ご担当者さま向け・項目のみ）と</w:t>
+      </w:r>
+    </w:p>
+    <w:p>
+      <w:pPr>
+        <w:spacing w:after="120" w:before="0" w:line="300"/>
+      </w:pPr>
+      <w:r>
+        <w:rPr>
+          <w:rFonts w:ascii="游明朝" w:cs="游明朝" w:eastAsia="游明朝" w:hAnsi="游明朝"/>
+          <w:b w:val="false"/>
+          <w:bCs w:val="false"/>
+          <w:color w:val="000000"/>
+        </w:rPr>
+        <w:t xml:space="preserve">`data_request_for_vendor.md`（業者さま向け・抽出仕様と回答欄）。本紙は元になった統合版として残す。</w:t>
       </w:r>
     </w:p>
     <w:p>
@@ -626,9 +668,9 @@
         </w:tblBorders>
       </w:tblPr>
       <w:tblGrid>
-        <w:gridCol w:w="686"/>
-        <w:gridCol w:w="2821"/>
-        <w:gridCol w:w="6131"/>
+        <w:gridCol w:w="612"/>
+        <w:gridCol w:w="2844"/>
+        <w:gridCol w:w="6182"/>
       </w:tblGrid>
       <w:tr>
         <w:trPr>
@@ -636,7 +678,7 @@
         </w:trPr>
         <w:tc>
           <w:tcPr>
-            <w:tcW w:type="dxa" w:w="686"/>
+            <w:tcW w:type="dxa" w:w="612"/>
             <w:tcBorders>
               <w:bottom w:val="single" w:color="000000" w:sz="4"/>
             </w:tcBorders>
@@ -667,7 +709,7 @@
         </w:tc>
         <w:tc>
           <w:tcPr>
-            <w:tcW w:type="dxa" w:w="2821"/>
+            <w:tcW w:type="dxa" w:w="2844"/>
             <w:tcBorders>
               <w:bottom w:val="single" w:color="000000" w:sz="4"/>
             </w:tcBorders>
@@ -698,7 +740,7 @@
         </w:tc>
         <w:tc>
           <w:tcPr>
-            <w:tcW w:type="dxa" w:w="6131"/>
+            <w:tcW w:type="dxa" w:w="6182"/>
             <w:tcBorders>
               <w:bottom w:val="single" w:color="000000" w:sz="4"/>
             </w:tcBorders>
@@ -734,7 +776,7 @@
         </w:trPr>
         <w:tc>
           <w:tcPr>
-            <w:tcW w:type="dxa" w:w="686"/>
+            <w:tcW w:type="dxa" w:w="612"/>
             <w:tcMar>
               <w:top w:type="dxa" w:w="55"/>
               <w:left w:type="dxa" w:w="95"/>
@@ -760,7 +802,7 @@
         </w:tc>
         <w:tc>
           <w:tcPr>
-            <w:tcW w:type="dxa" w:w="2821"/>
+            <w:tcW w:type="dxa" w:w="2844"/>
             <w:tcMar>
               <w:top w:type="dxa" w:w="55"/>
               <w:left w:type="dxa" w:w="95"/>
@@ -786,7 +828,7 @@
         </w:tc>
         <w:tc>
           <w:tcPr>
-            <w:tcW w:type="dxa" w:w="6131"/>
+            <w:tcW w:type="dxa" w:w="6182"/>
             <w:tcMar>
               <w:top w:type="dxa" w:w="55"/>
               <w:left w:type="dxa" w:w="95"/>
@@ -817,7 +859,7 @@
         </w:trPr>
         <w:tc>
           <w:tcPr>
-            <w:tcW w:type="dxa" w:w="686"/>
+            <w:tcW w:type="dxa" w:w="612"/>
             <w:tcMar>
               <w:top w:type="dxa" w:w="55"/>
               <w:left w:type="dxa" w:w="95"/>
@@ -843,7 +885,7 @@
         </w:tc>
         <w:tc>
           <w:tcPr>
-            <w:tcW w:type="dxa" w:w="2821"/>
+            <w:tcW w:type="dxa" w:w="2844"/>
             <w:tcMar>
               <w:top w:type="dxa" w:w="55"/>
               <w:left w:type="dxa" w:w="95"/>
@@ -869,7 +911,7 @@
         </w:tc>
         <w:tc>
           <w:tcPr>
-            <w:tcW w:type="dxa" w:w="6131"/>
+            <w:tcW w:type="dxa" w:w="6182"/>
             <w:tcMar>
               <w:top w:type="dxa" w:w="55"/>
               <w:left w:type="dxa" w:w="95"/>
@@ -909,7 +951,7 @@
         </w:trPr>
         <w:tc>
           <w:tcPr>
-            <w:tcW w:type="dxa" w:w="686"/>
+            <w:tcW w:type="dxa" w:w="612"/>
             <w:tcMar>
               <w:top w:type="dxa" w:w="55"/>
               <w:left w:type="dxa" w:w="95"/>
@@ -935,7 +977,7 @@
         </w:tc>
         <w:tc>
           <w:tcPr>
-            <w:tcW w:type="dxa" w:w="2821"/>
+            <w:tcW w:type="dxa" w:w="2844"/>
             <w:tcMar>
               <w:top w:type="dxa" w:w="55"/>
               <w:left w:type="dxa" w:w="95"/>
@@ -961,7 +1003,7 @@
         </w:tc>
         <w:tc>
           <w:tcPr>
-            <w:tcW w:type="dxa" w:w="6131"/>
+            <w:tcW w:type="dxa" w:w="6182"/>
             <w:tcMar>
               <w:top w:type="dxa" w:w="55"/>
               <w:left w:type="dxa" w:w="95"/>
